--- a/example_articles/states/Texas/1.states_Texas_New_York_Times.docx
+++ b/example_articles/states/Texas/1.states_Texas_New_York_Times.docx
@@ -29,17 +29,17 @@
     </w:p>
     <w:p>
       <w:r>
-        <w:t>Source File: NYT/53.DOCX</w:t>
+        <w:t>Source file: NYT/53.DOCX</w:t>
       </w:r>
     </w:p>
     <w:p>
       <w:r>
-        <w:t>Raw locations result: ['Texas']</w:t>
+        <w:t>Raw locations result, 'locations': ['Texas']</w:t>
       </w:r>
     </w:p>
     <w:p>
       <w:r>
-        <w:t>states_stand_flat (Standardized): Texas</w:t>
+        <w:t>Standardized locations result, 'states_stand_flat': Texas</w:t>
       </w:r>
     </w:p>
     <w:p>

--- a/example_articles/states/Texas/1.states_Texas_New_York_Times.docx
+++ b/example_articles/states/Texas/1.states_Texas_New_York_Times.docx
@@ -7,9 +7,7 @@
         <w:pStyle w:val="Heading1"/>
       </w:pPr>
       <w:r>
-        <w:t>SOVIET TURMOIL;</w:t>
-        <w:br/>
-        <w:t>SOVIETS BAR COMMUNIST PARTY ACTIVITIES; REPUBLICS PRESS SEARCH FOR A NEW ORDER</w:t>
+        <w:t>U.S. Is Faulted for Role in Water Quality</w:t>
       </w:r>
     </w:p>
     <w:p>
@@ -19,17 +17,17 @@
     </w:p>
     <w:p>
       <w:r>
-        <w:t>Date: 1991-08-30</w:t>
+        <w:t>Date: 1990-10-08</w:t>
       </w:r>
     </w:p>
     <w:p>
       <w:r>
-        <w:t>Section: Section A;; Section A; Page 1; Column 6; Foreign Desk; Column 6;</w:t>
+        <w:t>Section: Section A; Page 9, Column 4; National Desk</w:t>
       </w:r>
     </w:p>
     <w:p>
       <w:r>
-        <w:t>Source file: NYT/53.DOCX</w:t>
+        <w:t>Source file: NYT/46.DOCX</w:t>
       </w:r>
     </w:p>
     <w:p>
@@ -51,119 +49,71 @@
     </w:p>
     <w:p>
       <w:r>
-        <w:t>After three hours of anguished debate, the Soviet Parliament voted today to suspend all activities of the Communist Party pending an investigation of its role in the coup. It was an action that confirmed the demise of the old regime even as the search quickened for new forms of association and order.</w:t>
+        <w:t>To hear several residents of Quinlan, Tex., tell it, Federal and state health agencies are hardly concerned about the quality of the drinking water there.</w:t>
         <w:br/>
-        <w:t>The fate of the party was already sealed before Parliament's vote. Individual republics had closed its offices and seized its vast properties and funds and President Mikhail S. Gorbachev had quit as its General Secretary and had called on the leadership to step down.</w:t>
+        <w:t>''It smells like a sewer or a swamp and it burns your throat,'' Susan Lucas said, adding that her 13-year-old son, Christopher, contracted mouth ulcers last year. ''Yet the Government just doesn't seem to care.''</w:t>
         <w:br/>
-        <w:t>But Parliament was the only national institution with the formal powers to act against the entire organization, and its decision served to confirm the indictment already passed by the people.</w:t>
+        <w:t>Madeline Moore, another of the working-class town's 2,000 residents, lost seven teeth after her dentist found that her gums were riddled with disease. ''It didn't enter my mind that water was the reason,'' she said, until she discovered that a quarry that is one of Quinlan's water sources was used as a dump in the 1960's.</w:t>
+        <w:br/>
+        <w:t>Environmentalists say the problems with Quinlan's water, which has been found to contain human waste, are among the worst in the nation. The environmentalists and members of Congress contend that the North Texas town and hundreds of other towns and cities are the victims of poor state and Federal enforcement of the Safe Drinking Water Act. The act was intended to protect Americans from contaminants, like bacteria, in the water they use for drinking, cooking and bathing.</w:t>
         <w:br/>
         <w:t xml:space="preserve"> </w:t>
         <w:br/>
-        <w:t>Republics Take Action</w:t>
+        <w:t>Negligence, Group Says</w:t>
         <w:br/>
-        <w:t xml:space="preserve"> While Parliament settled scores with the past, newly unfettered leaders of the republics searched for interim arrangements to prevent chaotic disintegration.</w:t>
+        <w:t>In a lawsuit filed against the Environmental Protection Agency in August, the National Wildlife Federation, the nation's largest conservation group, said negligence on the agency's part was exposing about 30 million Americans to potentially contaminated public water systems.</w:t>
         <w:br/>
-        <w:t>A Russian-Ukrainian agreement reached in Kiev in the early morning after hurriedly arranged negotiations declared it imperative to prevent the "uncontrolled disintegration" of the Soviet Union and to insure its economic survival and security.</w:t>
+        <w:t>Representative Mike Synar, chairman of the House Government Operations Subcommittee on Environment, Energy and Natural Resources, said, ''Significant violations posing serious health risks have been allowed to persist for years due to inadequate enforcement.''</w:t>
         <w:br/>
-        <w:t>The communique seemed to establish a model for interim agreements among the republics to safeguard the fundamental ties forged over decades as the tight central controls and Communist-dominated institutions of rule crumbled in the aftermath of the failed coup. [The text of the Russian-Ukrainian statement and excerpts from the Soviet Parliament's debate are on pages A11 and A12.]</w:t>
+        <w:t>''We still have the safest drinking water in the world,'' the Oklahoma Democrat added, ''but we can't play fast and loose with it.''</w:t>
+        <w:br/>
+        <w:t>The E.P.A. acknowledges that a lack of resources has meant that state and Federal officials take action in less than 2 percent of the thousands of complaints reported each year. But it says the record is improving.</w:t>
+        <w:br/>
+        <w:t>''There was very little enforcement until 1987,'' said Michael B. Cook, director of the agency's Office of Drinking Water. In 1986, he said, the agency had nine enforcement agents to cover 10 regional offices, and took action in 186 cases out of 101,000. Last year, 43 enforcement agents took 800 actions out of about 80,000 complaints.</w:t>
         <w:br/>
         <w:t xml:space="preserve"> </w:t>
         <w:br/>
-        <w:t>Talks With Kazakh Chief</w:t>
+        <w:t>Undetected Violations</w:t>
         <w:br/>
-        <w:t xml:space="preserve"> From the negotiations in Kiev, the Russian delegation, led by Vice President Aleksandr Rutskoi, flew to Kazakhstan for similar talks with President Nursultan Nazarbayev, a republic leader who has demonstrated considerable authority in Central Asian and national councils.</w:t>
+        <w:t>Since the Safe Drinking Water Act was passed by Congress in 1974, environmental groups, members of Congress and the General Accounting Office have criticized the environmental agency for not strongly enforcing it. Congress substantially strengthened the act in 1986 after growing impatient with the states' and the E.P.A.'s performance.</w:t>
         <w:br/>
-        <w:t>The day's developments reflected multiple efforts to fill the political void, to assert local authority and to prevent chaos. If the actions often conflicted and even sometimes put the republics at odds, the underlying search 10 days after the coup attempt still seemed to be for an orderly transition to a new and yet undefined association of self-governed states.</w:t>
+        <w:t>A report in August by the accounting office, the investigative arm of Congress, found ''substantial evidence'' that violations were going undetected and unreported by water utilities and that states were not reporting violations to the E.P.A.</w:t>
         <w:br/>
-        <w:t>In Parliament, Mayor Anatoly A. Sobchak of Leningrad, who has emerged as a leading advocate of maintaining some form of union and who led a parliamentary delegation that monitored the talks in Kiev, declared that "the former union has ceased to exist, and there is no return to it."</w:t>
+        <w:t>The report also found instances of fraud in which tests of water supplies were rigged or the results falsified to conceal violations of water quality standards. It concluded that while states have a number of means of assuring water quality financial constraints are leading many to cut back their enforcement.</w:t>
         <w:br/>
-        <w:t>And over the Russian radio, Boris N. Yeltsin, the President of the Russian federated republic, whose heroism during the coup attempt and assertion of Russian power in its aftermath have kept him in the eye of the storm, declared that the center must hold.</w:t>
+        <w:t>Of the more than 700 known contaminants of drinking water, the E.P.A. has issued regulations setting maximum acceptable levels for 34, despite a Congressional mandate to set levels for 83 contaminants by mid-1989.</w:t>
         <w:br/>
-        <w:t>"We are maintaining constant contact with President Gorbachev and republican leaders and we are coordinating our actions," he declared in a statement evidently intended to soothe secessionist passions. "I want to state firmly that the collapse of the center is not tantamount to a collapse of the country, let alone Russia.</w:t>
+        <w:t>Tainted drinking water can induce flu-like symptoms, headaches, vomiting, diarrhea, stomachaches and dehydration.</w:t>
         <w:br/>
-        <w:t>"I stress, the union center must exist, but there must be a sharp cut in the number of its staff and in the cost of maintaining it."</w:t>
+        <w:t>From 1986 to 1988, 24 states and Puerto Rico reported 26,000 illnesses linked to contaminated drinking water, according to a study released in March by the Centers for Disease Control.</w:t>
         <w:br/>
-        <w:t>The center itself worked to regroup. Parliament approved Mr. Gorbachev's proposal to include leaders of nine republics in an expanded Security Council and was expected to approve his nomination of several prominent reformers.</w:t>
+        <w:t>Another report, released by the E.P.A. in 1987, found that from 1971 to 1985, there were 111,228 reported cases of diseases caused by consumption of contaminated drinking water, representing more outbreaks of disease from drinking water than in any other period since the Great Depression. In the same study, the E.P.A. said some researchers believe that the actual number of waterborne diseases from drinking water may be 25 times the reported incidence.</w:t>
         <w:br/>
-        <w:t>Mr. Gorbachev said the new council would serve as a transitional authority during the reorganization of the union. "Now, however, life demands action," he said.</w:t>
+        <w:t>In many places it is difficult to prove that bad water was the cause of a virus, disease or other illness. In Quinlan, the rates of dysentery and cancer have soared but local doctors have resisted making any direct correlation between the illnesses and the water quality.</w:t>
+        <w:br/>
+        <w:t>''Water that tastes bad, looks terrible and has lousy color does not automatically mean it has contaminants that are health- or life-threatening,'' said Roger Meacham, an E.P.A. spokesman in the Dallas office.</w:t>
+        <w:br/>
+        <w:t>Residents of Quinlan are less convinced.</w:t>
         <w:br/>
         <w:t xml:space="preserve"> </w:t>
         <w:br/>
-        <w:t>Interim Government Meets</w:t>
+        <w:t>'Tastes Like an Insecticide'</w:t>
         <w:br/>
-        <w:t xml:space="preserve"> The interim government under Ivan S. Silayev also met today and discussed urgent measures to stabilize the economy and maintain foreign trade and food supplies.</w:t>
+        <w:t>''Some days the water tastes like laundry detergent and on others it tastes like an insecticide,'' said Carol Murrey, a trailer park operator who threatened to file a class-action suit against the water utility, the Tawakoni Water Utility Corporation, after the Texas Department of Health discovered that the water contained coliform, or human and animal waste. ''We're alarmed by the state not enforcing the Government's water rules,'' she said.</w:t>
         <w:br/>
-        <w:t>The suspension of the Communist Party by Parliament followed a wrenching debate over what constituted responsibility for the coup. That debate has weaved through the televised proceedings of the legislature since it convened Monday.</w:t>
+        <w:t>About 40,000 cans of pesticide were buried in 1978 about 100 yards from Lake Tawakoni, one of the town's two sources of drinking water, and the one-gallon cans are believed to be leaking. Last year, a crane pulled four stolen cars from the town's other water source, a quarry that had previously served as a garbage dump.</w:t>
         <w:br/>
-        <w:t>Parliament itself has been accused by Mr. Yeltsin and others of complicity through silence, and its debates have been filled with attempts to justify and explain the behavior of various deputies and officials.</w:t>
+        <w:t>Officials of the utility did not return telephone calls from a reporter.</w:t>
         <w:br/>
-        <w:t>The 535-member Parliament is expected to conclude by dissolving itself and clearing the way for the full 2,500-member Congress of Peoples' Deputies to name a new legislature when it convenes Sept. 2. The Congress is constitutionally the highest authority in the Soviet Union.</w:t>
+        <w:t>The wildlife federation's lawsuit, filed in the United States Court of Appeals in Washington, charged that in December 1989 the E.P.A. eased rules requiring state compliance with safe drinking water regulations without first notifying the public.</w:t>
         <w:br/>
-        <w:t xml:space="preserve"> </w:t>
+        <w:t>The group said the agency's rules have ''drastically undercut'' the safe water act. ''We think that millions of people are drinking water that's contaminated,'' Erik D. Olson, acting director of the group's environmental quality program. ''The E.P.A. is sitting on its hands and doing nothing about it.''</w:t>
         <w:br/>
-        <w:t>Debate on Party's Fate</w:t>
+        <w:t>States are only required to enforce the Safe Water Drinking Act and adopt regulations to enforce its rules. ''Very often, they are doing neither,'' Mr. Olson said.</w:t>
         <w:br/>
-        <w:t xml:space="preserve"> The sharpest debates over the fate of the party focused on an article in the draft resolution that called on the Supreme Court to decide whether to close down the party altogether.</w:t>
+        <w:t>Senator Dave Durenberger, a Minnesota Republican and chief Senate sponsor of the 1986 amendments to the act, said at the time, ''The drinking water program has set a miserable, discouraging, disturbing record.''</w:t>
         <w:br/>
-        <w:t>Behind it was the question of whether the entire party as an institution was an integral part of the old system that tried to thwart change through the coup attempt and so must be swept away, or, as Mr. Gorbachev and other deputies argued, that at its base it was a reformable organization of well-meaning "workers and peasants."</w:t>
-        <w:br/>
-        <w:t>Born of the utopian Marxism of the last century, the Bolshevik party formed by Lenin was never meant for a democratic role in a multi-party system. Rather, it was meant to be the vanguard of the working class in the struggle against "class oppressors" and to be the chosen elite in the shaping of a new order.</w:t>
-        <w:br/>
-        <w:t>It evolved under Stalin and his successors into a vast and privileged network of institutions that controlled all facets of Soviet life and numbered 19 million members. Even with its powers trimmed by Mr. Gorbachev's perestroika, the party continued to exert a powerful brake on any efforts to change the system, and Mr. Gorbachev himself continued to merge the powers of the presidency and party leadership until after the coup, when he finally resigned as General Secretary.</w:t>
-        <w:br/>
-        <w:t>"We are talking about the liquidation, not of a party, because the Communist Party has long ceased to be a party, but about a super-state structure, parallel to the structures of power which it illegally usurped," one deputy argued.</w:t>
-        <w:br/>
-        <w:t xml:space="preserve"> </w:t>
-        <w:br/>
-        <w:t>Jobs of Thousands Affected</w:t>
-        <w:br/>
-        <w:t xml:space="preserve"> But others pleaded against the dismantling of a structure that still provided employment for thousands and held the loyalty of millions.</w:t>
-        <w:br/>
-        <w:t>"Think of the 150,000 people from the party apparatus who are going to lose their jobs," another deputy said. "They are our voters, they will come to us tomorrow and will ask, what are you doing there?"</w:t>
-        <w:br/>
-        <w:t>In the argument that finally tilted the debate, Roy A. Medvedev, the historian and former dissident who returned under Mr. Gorbachev to a prominent position in the Communist Party, declared that liquidating the party would only repeat its own errors. "We cannot liquidate the Communist Party because in people's minds the word liquidation is associated with such facts as liquidation of the Cossacks, kulaks," he said. "It meant either arrest or murder or deportation."</w:t>
-        <w:br/>
-        <w:t>In the end, Parliament voted against the article, leaving open the possibility that the party could return in some social-democratic form. But it adopted the balance of the resolution suspending the activities of the party throughout the territory of the Soviet Union, instructing the Interior Ministry to take custody of the party's property and archives and ordering the state prosecutor to open an investigation into its role in the coup.</w:t>
-        <w:br/>
-        <w:t xml:space="preserve"> </w:t>
-        <w:br/>
-        <w:t>Vote on Party Is 283 to 29</w:t>
-        <w:br/>
-        <w:t xml:space="preserve"> Even if not threatened with liquidation, the party of Lenin had been relegated to the dustbin of history. The vote was 283 to 29, with 52 abstentions -- the highest number of "nays" and abstentions so far in the session.</w:t>
-        <w:br/>
-        <w:t>On the economic front, it was a measure of the general recognition in all 15 republics that they faced uniformly serious economic trials in the months to come that representatives of all 15 attended the first organizational meeting of the Committee for the Management of the National Economy, the acting government formed under Mr. Silayev, the Russian Premier.</w:t>
-        <w:br/>
-        <w:t>According to the Interfax news agency, the meeting was told that the climatic conditions in the country were the worst in a decade and that only 25 million tons of grain of the 85 million ordered had been delivered to the state, evidently because collective farms were hoarding in anticipation of higher prices. The committee also heard that supplies of coal and oil were at 80 percent of the norm as the cold months approached.</w:t>
-        <w:br/>
-        <w:t xml:space="preserve"> </w:t>
-        <w:br/>
-        <w:t>Plans for the Military</w:t>
-        <w:br/>
-        <w:t xml:space="preserve"> Attention also focused on the military. Both Mr. Yeltsin and the new Defense Minister, Yevgeny I. Shaposhnikov, declared that the military must remain centrally controlled regardless of the form the country takes.</w:t>
-        <w:br/>
-        <w:t>"Whatever the destiny of the union -- and most likely, in my view, it will be preserved, maybe not in the same form as now, but perhaps along some kind of socio-economic lines -- I just cannot imagine our army being composed of several armies located on the territories of sovereign republics," Marshal Shaposhnikov said.</w:t>
-        <w:br/>
-        <w:t>He also said there was and is no cause for concern about the Soviet Union's vast nuclear arsenal. "Those who now have their finger on the nuclear button are those who are supposed to," he said.</w:t>
-        <w:br/>
-        <w:t>Among the day's other major developments, the Supreme Soviet voted to lift parliamentary immunity from its former Speaker, Anatoly I. Lukyanov, a longtime friend of Mr. Gorbachev and who had repeatedly denied accusations that he supported the coup at least by failing to condemn it in time and to summon Parliament. The move cleared the way for Mr. Lukyanov to be interrogated and possibly charged, and Tass reported that soon after, his offices were searched.</w:t>
-        <w:br/>
-        <w:t xml:space="preserve"> </w:t>
-        <w:br/>
-        <w:t>Prosecutor General Resigns</w:t>
-        <w:br/>
-        <w:t xml:space="preserve"> The official who made the motion against Mr. Lukyanov, Prosecutor General Nikolai Turbin, then announced his own resignation. Mr. Turbin was in China during the coup, but he accepted responsibility for the inaction of his office.</w:t>
-        <w:br/>
-        <w:t>For many, the most promising development of the day was the joint Russian-Ukrainian communique, which lifted some of the tensions raised by the Ukraine's declaration of independence on Saturday and Mr. Yeltsin's subsequent warning that borders between the republics would have to be "reviewed."</w:t>
-        <w:br/>
-        <w:t>The accord may serve as a prototype for cooperation among the republics on key economic and military issues during the search for a new relationship.</w:t>
-        <w:br/>
-        <w:t>The program called for the setting up of temporary structures involving all 15 republics to prepare an economic agreement, to form a collective security system and to take no unilateral actions on military-strategic issues, to avoid measures which would create frictions among republics, to recognize existing borders among republics, to conduct a coordinated policy of radical economic reform and to confirm their adherence to the Soviet Union's international obligations.</w:t>
-        <w:br/>
-        <w:t>The new search for cooperation was also evident in Moscow as Mr. Yeltsin, who had issued decrees encroaching on central powers, drew back. He withdrew decrees that had imposed Russian controls over Soviet foreign transactions, including those in foreign exchange and precious metals, after foreign bankers expressed concerns.</w:t>
-        <w:br/>
-        <w:t>Among the crucial questions for the immediate future is whether Western governments will be prepared to come to Moscow's aid this winter. That question is likely to be at the heart of his meetings with Soviet and republic leaders when Prime Minister John Major of Britain arrives Sunday. He will be the first major Western leader to visit Moscow since the failed coup.</w:t>
-        <w:br/>
-        <w:t>Possibly the most tangible sign of Mr. Yeltsin's new moderation was the announcement that Pravda, the mouthpiece of the party, would reappear as an "independent social-political newspaper of civic consensus."</w:t>
+        <w:t>Asked recently if he still agreed with that assessment, Mr. Durenberger said he did. ''A lot of money will be wasted in lawsuits when the E.P.A. should have enforced the law in the first place,'' he said.</w:t>
         <w:br/>
         <w:br/>
         <w:t>Graphic</w:t>
@@ -171,7 +121,7 @@
         <w:br/>
         <w:t xml:space="preserve"> </w:t>
         <w:br/>
-        <w:t>Photos: Soviet parliament tally on vote to suspend Communist Party. From top: yes, no, abstentions, total (Associated Press) (pg. A1); The Soviet parliament voted yesterday to suspend all activities of the Communist Party. Two unidentified deputies listened to the debate (Reuters); "Our party is the governmental party and the resolutions which the Party Congress adopts will be obligatory for the entire republic." - Lenin; "In our country not a single important political or organizational question is decided by our soviet and other mass organizations without guiding directions from the party." - Stalin (Source: "The Russian Revolution," Richard Pipes; Alfred A. Knopf, 1990.) (pg. A10)</w:t>
+        <w:t>Map: Texas, indicating Quinlan (The New York Times)</w:t>
       </w:r>
     </w:p>
     <w:sectPr>

--- a/example_articles/states/Texas/1.states_Texas_New_York_Times.docx
+++ b/example_articles/states/Texas/1.states_Texas_New_York_Times.docx
@@ -7,7 +7,7 @@
         <w:pStyle w:val="Heading1"/>
       </w:pPr>
       <w:r>
-        <w:t>U.S. Is Faulted for Role in Water Quality</w:t>
+        <w:t>4 Houston Police Officers Are Shot in Gun Battle That Kills 2 Suspects</w:t>
       </w:r>
     </w:p>
     <w:p>
@@ -17,17 +17,17 @@
     </w:p>
     <w:p>
       <w:r>
-        <w:t>Date: 1990-10-08</w:t>
+        <w:t>Date: 2019-01-28</w:t>
       </w:r>
     </w:p>
     <w:p>
       <w:r>
-        <w:t>Section: Section A; Page 9, Column 4; National Desk</w:t>
+        <w:t>Section: US</w:t>
       </w:r>
     </w:p>
     <w:p>
       <w:r>
-        <w:t>Source file: NYT/46.DOCX</w:t>
+        <w:t>Source file: NYT/18.DOCX</w:t>
       </w:r>
     </w:p>
     <w:p>
@@ -49,79 +49,53 @@
     </w:p>
     <w:p>
       <w:r>
-        <w:t>To hear several residents of Quinlan, Tex., tell it, Federal and state health agencies are hardly concerned about the quality of the drinking water there.</w:t>
+        <w:t>HOUSTON — Four undercover narcotics officers in Houston were shot Monday evening and another police officer was also injured during a gun battle that broke out when they tried to serve a search warrant, the Houston Police Department said. Two suspects were killed.</w:t>
         <w:br/>
-        <w:t>''It smells like a sewer or a swamp and it burns your throat,'' Susan Lucas said, adding that her 13-year-old son, Christopher, contracted mouth ulcers last year. ''Yet the Government just doesn't seem to care.''</w:t>
+        <w:t>The police officers were part of a team that was trying to search a home in a working-class, mostly Hispanic neighborhood about seven miles southeast of downtown Houston. The police believed drugs, including black tar heroin, were being dealt out of the home.</w:t>
         <w:br/>
-        <w:t>Madeline Moore, another of the working-class town's 2,000 residents, lost seven teeth after her dentist found that her gums were riddled with disease. ''It didn't enter my mind that water was the reason,'' she said, until she discovered that a quarry that is one of Quinlan's water sources was used as a dump in the 1960's.</w:t>
+        <w:t>At about 5 p.m. Central time, the police knocked down the door and were met with gunfire by an unknown number of people.</w:t>
         <w:br/>
-        <w:t>Environmentalists say the problems with Quinlan's water, which has been found to contain human waste, are among the worst in the nation. The environmentalists and members of Congress contend that the North Texas town and hundreds of other towns and cities are the victims of poor state and Federal enforcement of the Safe Drinking Water Act. The act was intended to protect Americans from contaminants, like bacteria, in the water they use for drinking, cooking and bathing.</w:t>
+        <w:t>Police officers returned fire, and during the exchange, two suspects were killed.</w:t>
         <w:br/>
-        <w:t xml:space="preserve"> </w:t>
+        <w:t>Two officers were shot in the neck and were in critical but stable condition Monday night, Chief Art Acevedo of the Houston police said at a news conference. Two other officers who were shot were being observed at a hospital, but were expected to make a full recovery.</w:t>
         <w:br/>
-        <w:t>Negligence, Group Says</w:t>
+        <w:t>A fifth officer was injured in the knee, but further details were not immediately available.</w:t>
         <w:br/>
-        <w:t>In a lawsuit filed against the Environmental Protection Agency in August, the National Wildlife Federation, the nation's largest conservation group, said negligence on the agency's part was exposing about 30 million Americans to potentially contaminated public water systems.</w:t>
+        <w:t>"One of the calls you never want to get as a chief is you've had an officer shot," Chief Acevedo said.</w:t>
         <w:br/>
-        <w:t>Representative Mike Synar, chairman of the House Government Operations Subcommittee on Environment, Energy and Natural Resources, said, ''Significant violations posing serious health risks have been allowed to persist for years due to inadequate enforcement.''</w:t>
+        <w:t>The shooting plunged the area into chaos for about three hours.</w:t>
         <w:br/>
-        <w:t>''We still have the safest drinking water in the world,'' the Oklahoma Democrat added, ''but we can't play fast and loose with it.''</w:t>
+        <w:t>Dozens of police officers, some dressed in camouflage and carrying shotguns, scoured the neighborhood on foot. The lights of police cruisers flashed in the darkness near Harding Street, a small road where the shooting occurred that is lined mostly by single-story homes with small yards. Helicopters circled overhead and residents stood outside their homes, talking in groups of three or four.</w:t>
         <w:br/>
-        <w:t>The E.P.A. acknowledges that a lack of resources has meant that state and Federal officials take action in less than 2 percent of the thousands of complaints reported each year. But it says the record is improving.</w:t>
+        <w:t>Veronica Bonilla, 45, was watching TV after work when she heard half a dozen gunshots ring out from the house two doors down. Within seconds, she said, the neighborhood sounded like a war zone.</w:t>
         <w:br/>
-        <w:t>''There was very little enforcement until 1987,'' said Michael B. Cook, director of the agency's Office of Drinking Water. In 1986, he said, the agency had nine enforcement agents to cover 10 regional offices, and took action in 186 cases out of 101,000. Last year, 43 enforcement agents took 800 actions out of about 80,000 complaints.</w:t>
+        <w:t>"At first I thought it was someone working on their house, like with a nail gun, so I thought 'O.K.,'" she said. "Then all of a sudden I heard a lot of yelling and a lot of gunfire. I threw myself on the floor and I called 911 and I said, 'There is a shootout here!'"</w:t>
         <w:br/>
-        <w:t xml:space="preserve"> </w:t>
+        <w:t>Ms. Bonilla drew the curtains, locked the door and called her husband, who couldn't get home from work because the police locked down the neighborhood.</w:t>
         <w:br/>
-        <w:t>Undetected Violations</w:t>
+        <w:t>Soon friends and relatives began calling: Local news stations were broadcasting from the scene of the shootout, and Ms. Bonilla's house was on TV.</w:t>
         <w:br/>
-        <w:t>Since the Safe Drinking Water Act was passed by Congress in 1974, environmental groups, members of Congress and the General Accounting Office have criticized the environmental agency for not strongly enforcing it. Congress substantially strengthened the act in 1986 after growing impatient with the states' and the E.P.A.'s performance.</w:t>
+        <w:t>"Honey, let me tell you, I am locked in the house and I cannot leave," she said. "It is so scary. It is crazy."</w:t>
         <w:br/>
-        <w:t>A report in August by the accounting office, the investigative arm of Congress, found ''substantial evidence'' that violations were going undetected and unreported by water utilities and that states were not reporting violations to the E.P.A.</w:t>
+        <w:t>Sofia Franco, 53, a longtime resident, passed out bottles of water. She did not hear any gunshots, but said the shooting left her and her neighbors rattled.</w:t>
         <w:br/>
-        <w:t>The report also found instances of fraud in which tests of water supplies were rigged or the results falsified to conceal violations of water quality standards. It concluded that while states have a number of means of assuring water quality financial constraints are leading many to cut back their enforcement.</w:t>
+        <w:t>"I've never seen this before," she said of the neighborhood. "There was a lot of drugs before, maybe 10 years ago. But I've never seen this. It's sad. It's five police officers."</w:t>
         <w:br/>
-        <w:t>Of the more than 700 known contaminants of drinking water, the E.P.A. has issued regulations setting maximum acceptable levels for 34, despite a Congressional mandate to set levels for 83 contaminants by mid-1989.</w:t>
+        <w:t>Residents of the area told television reporters that they could hear police officers speaking through bullhorns. Ms. Bonilla said she saw two SWAT officers standing on the roof of her neighbor's house.</w:t>
         <w:br/>
-        <w:t>Tainted drinking water can induce flu-like symptoms, headaches, vomiting, diarrhea, stomachaches and dehydration.</w:t>
+        <w:t>Chief Acevedo said later Monday night that a neighbor had tipped off the police that drugs were being dealt out of a home on Harding Street. About a dozen narcotics police officers and a half-dozen patrol officers were part of the team that was executing the search warrant Monday.</w:t>
         <w:br/>
-        <w:t>From 1986 to 1988, 24 states and Puerto Rico reported 26,000 illnesses linked to contaminated drinking water, according to a study released in March by the Centers for Disease Control.</w:t>
+        <w:t>The police initially believed that five officers had been shot, but later said four were shot and the other injured in a different way. Those shot included two 50-year-old sergeants and a 54-year-old officer who has been with the department since 1984.</w:t>
         <w:br/>
-        <w:t>Another report, released by the E.P.A. in 1987, found that from 1971 to 1985, there were 111,228 reported cases of diseases caused by consumption of contaminated drinking water, representing more outbreaks of disease from drinking water than in any other period since the Great Depression. In the same study, the E.P.A. said some researchers believe that the actual number of waterborne diseases from drinking water may be 25 times the reported incidence.</w:t>
+        <w:t>"This has been a tough day for our city," Mayor Sylvester Turner said. "Our job is to keep people safe in our city. I want to be very clear, we do not tolerate any sort of activity, whether it is drug activity, drug trafficking, whatever it may be, we don't tolerate it in our city."</w:t>
         <w:br/>
-        <w:t>In many places it is difficult to prove that bad water was the cause of a virus, disease or other illness. In Quinlan, the rates of dysentery and cancer have soared but local doctors have resisted making any direct correlation between the illnesses and the water quality.</w:t>
+        <w:t xml:space="preserve">Manny Fernandez reported from Houston, and Mihir Zaveri and Liam Stack from New York. </w:t>
         <w:br/>
-        <w:t>''Water that tastes bad, looks terrible and has lousy color does not automatically mean it has contaminants that are health- or life-threatening,'' said Roger Meacham, an E.P.A. spokesman in the Dallas office.</w:t>
+        <w:t>PHOTO: Law enforcement officials converged on the scene where four Houston police officers were shot on Monday. Two suspects were killed. (PHOTOGRAPH BY Brett Coomer/Houston Chronicle, via Associated Press FOR THE NEW YORK TIMES)</w:t>
         <w:br/>
-        <w:t>Residents of Quinlan are less convinced.</w:t>
+        <w:t>Related Articles</w:t>
         <w:br/>
-        <w:t xml:space="preserve"> </w:t>
-        <w:br/>
-        <w:t>'Tastes Like an Insecticide'</w:t>
-        <w:br/>
-        <w:t>''Some days the water tastes like laundry detergent and on others it tastes like an insecticide,'' said Carol Murrey, a trailer park operator who threatened to file a class-action suit against the water utility, the Tawakoni Water Utility Corporation, after the Texas Department of Health discovered that the water contained coliform, or human and animal waste. ''We're alarmed by the state not enforcing the Government's water rules,'' she said.</w:t>
-        <w:br/>
-        <w:t>About 40,000 cans of pesticide were buried in 1978 about 100 yards from Lake Tawakoni, one of the town's two sources of drinking water, and the one-gallon cans are believed to be leaking. Last year, a crane pulled four stolen cars from the town's other water source, a quarry that had previously served as a garbage dump.</w:t>
-        <w:br/>
-        <w:t>Officials of the utility did not return telephone calls from a reporter.</w:t>
-        <w:br/>
-        <w:t>The wildlife federation's lawsuit, filed in the United States Court of Appeals in Washington, charged that in December 1989 the E.P.A. eased rules requiring state compliance with safe drinking water regulations without first notifying the public.</w:t>
-        <w:br/>
-        <w:t>The group said the agency's rules have ''drastically undercut'' the safe water act. ''We think that millions of people are drinking water that's contaminated,'' Erik D. Olson, acting director of the group's environmental quality program. ''The E.P.A. is sitting on its hands and doing nothing about it.''</w:t>
-        <w:br/>
-        <w:t>States are only required to enforce the Safe Water Drinking Act and adopt regulations to enforce its rules. ''Very often, they are doing neither,'' Mr. Olson said.</w:t>
-        <w:br/>
-        <w:t>Senator Dave Durenberger, a Minnesota Republican and chief Senate sponsor of the 1986 amendments to the act, said at the time, ''The drinking water program has set a miserable, discouraging, disturbing record.''</w:t>
-        <w:br/>
-        <w:t>Asked recently if he still agreed with that assessment, Mr. Durenberger said he did. ''A lot of money will be wasted in lawsuits when the E.P.A. should have enforced the law in the first place,'' he said.</w:t>
-        <w:br/>
-        <w:br/>
-        <w:t>Graphic</w:t>
-        <w:br/>
-        <w:br/>
-        <w:t xml:space="preserve"> </w:t>
-        <w:br/>
-        <w:t>Map: Texas, indicating Quinlan (The New York Times)</w:t>
+        <w:t>Houston Narcotics Officers Were Greeted by a Charging Dog and a Barrage of Bullets</w:t>
       </w:r>
     </w:p>
     <w:sectPr>
